--- a/Project_Resume.docx
+++ b/Project_Resume.docx
@@ -1,6 +1,6 @@
 
 <file path=word/document.xml><?xml version="1.0" encoding="utf-8"?>
-<w:document xmlns:wpc="http://schemas.microsoft.com/office/word/2010/wordprocessingCanvas" xmlns:cx="http://schemas.microsoft.com/office/drawing/2014/chartex" xmlns:cx1="http://schemas.microsoft.com/office/drawing/2015/9/8/chartex" xmlns:cx2="http://schemas.microsoft.com/office/drawing/2015/10/21/chartex" xmlns:cx3="http://schemas.microsoft.com/office/drawing/2016/5/9/chartex" xmlns:cx4="http://schemas.microsoft.com/office/drawing/2016/5/10/chartex" xmlns:cx5="http://schemas.microsoft.com/office/drawing/2016/5/11/chartex" xmlns:cx6="http://schemas.microsoft.com/office/drawing/2016/5/12/chartex" xmlns:cx7="http://schemas.microsoft.com/office/drawing/2016/5/13/chartex" xmlns:cx8="http://schemas.microsoft.com/office/drawing/2016/5/14/chartex" xmlns:mc="http://schemas.openxmlformats.org/markup-compatibility/2006" xmlns:aink="http://schemas.microsoft.com/office/drawing/2016/ink" xmlns:am3d="http://schemas.microsoft.com/office/drawing/2017/model3d" xmlns:o="urn:schemas-microsoft-com:office:office" xmlns:oel="http://schemas.microsoft.com/office/2019/extlst" xmlns:r="http://schemas.openxmlformats.org/officeDocument/2006/relationships" xmlns:m="http://schemas.openxmlformats.org/officeDocument/2006/math" xmlns:v="urn:schemas-microsoft-com:vml" xmlns:wp14="http://schemas.microsoft.com/office/word/2010/wordprocessingDrawing" xmlns:wp="http://schemas.openxmlformats.org/drawingml/2006/wordprocessingDrawing" xmlns:w10="urn:schemas-microsoft-com:office:word" xmlns:w="http://schemas.openxmlformats.org/wordprocessingml/2006/main" xmlns:w14="http://schemas.microsoft.com/office/word/2010/wordml" xmlns:w15="http://schemas.microsoft.com/office/word/2012/wordml" xmlns:w16cex="http://schemas.microsoft.com/office/word/2018/wordml/cex" xmlns:w16cid="http://schemas.microsoft.com/office/word/2016/wordml/cid" xmlns:w16="http://schemas.microsoft.com/office/word/2018/wordml" xmlns:w16du="http://schemas.microsoft.com/office/word/2023/wordml/word16du" xmlns:w16sdtdh="http://schemas.microsoft.com/office/word/2020/wordml/sdtdatahash" xmlns:w16se="http://schemas.microsoft.com/office/word/2015/wordml/symex" xmlns:wpg="http://schemas.microsoft.com/office/word/2010/wordprocessingGroup" xmlns:wpi="http://schemas.microsoft.com/office/word/2010/wordprocessingInk" xmlns:wne="http://schemas.microsoft.com/office/word/2006/wordml" xmlns:wps="http://schemas.microsoft.com/office/word/2010/wordprocessingShape" mc:Ignorable="w14 w15 w16se w16cid w16 w16cex w16sdtdh w16du wp14">
+<w:document xmlns:wpc="http://schemas.microsoft.com/office/word/2010/wordprocessingCanvas" xmlns:cx="http://schemas.microsoft.com/office/drawing/2014/chartex" xmlns:cx1="http://schemas.microsoft.com/office/drawing/2015/9/8/chartex" xmlns:cx2="http://schemas.microsoft.com/office/drawing/2015/10/21/chartex" xmlns:cx3="http://schemas.microsoft.com/office/drawing/2016/5/9/chartex" xmlns:cx4="http://schemas.microsoft.com/office/drawing/2016/5/10/chartex" xmlns:cx5="http://schemas.microsoft.com/office/drawing/2016/5/11/chartex" xmlns:cx6="http://schemas.microsoft.com/office/drawing/2016/5/12/chartex" xmlns:cx7="http://schemas.microsoft.com/office/drawing/2016/5/13/chartex" xmlns:cx8="http://schemas.microsoft.com/office/drawing/2016/5/14/chartex" xmlns:mc="http://schemas.openxmlformats.org/markup-compatibility/2006" xmlns:aink="http://schemas.microsoft.com/office/drawing/2016/ink" xmlns:am3d="http://schemas.microsoft.com/office/drawing/2017/model3d" xmlns:o="urn:schemas-microsoft-com:office:office" xmlns:oel="http://schemas.microsoft.com/office/2019/extlst" xmlns:r="http://schemas.openxmlformats.org/officeDocument/2006/relationships" xmlns:m="http://schemas.openxmlformats.org/officeDocument/2006/math" xmlns:v="urn:schemas-microsoft-com:vml" xmlns:wp14="http://schemas.microsoft.com/office/word/2010/wordprocessingDrawing" xmlns:wp="http://schemas.openxmlformats.org/drawingml/2006/wordprocessingDrawing" xmlns:w10="urn:schemas-microsoft-com:office:word" xmlns:w="http://schemas.openxmlformats.org/wordprocessingml/2006/main" xmlns:w14="http://schemas.microsoft.com/office/word/2010/wordml" xmlns:w15="http://schemas.microsoft.com/office/word/2012/wordml" xmlns:w16cex="http://schemas.microsoft.com/office/word/2018/wordml/cex" xmlns:w16cid="http://schemas.microsoft.com/office/word/2016/wordml/cid" xmlns:w16="http://schemas.microsoft.com/office/word/2018/wordml" xmlns:w16du="http://schemas.microsoft.com/office/word/2023/wordml/word16du" xmlns:w16sdtdh="http://schemas.microsoft.com/office/word/2020/wordml/sdtdatahash" xmlns:w16sdtfl="http://schemas.microsoft.com/office/word/2024/wordml/sdtformatlock" xmlns:w16se="http://schemas.microsoft.com/office/word/2015/wordml/symex" xmlns:wpg="http://schemas.microsoft.com/office/word/2010/wordprocessingGroup" xmlns:wpi="http://schemas.microsoft.com/office/word/2010/wordprocessingInk" xmlns:wne="http://schemas.microsoft.com/office/word/2006/wordml" xmlns:wps="http://schemas.microsoft.com/office/word/2010/wordprocessingShape" mc:Ignorable="w14 w15 w16se w16cid w16 w16cex w16sdtdh w16sdtfl w16du wp14">
   <w:body>
     <w:p>
       <w:pPr>
@@ -21,13 +21,7 @@
         <w:rPr>
           <w:rFonts w:eastAsia="Calibri"/>
         </w:rPr>
-        <w:t>Projects</w:t>
-      </w:r>
-      <w:r>
-        <w:rPr>
-          <w:rFonts w:eastAsia="Calibri"/>
-        </w:rPr>
-        <w:t>:</w:t>
+        <w:t>Projects:</w:t>
       </w:r>
     </w:p>
     <w:p>
@@ -43,80 +37,58 @@
           <w:rFonts w:eastAsia="Calibri"/>
           <w:color w:val="4472C4" w:themeColor="accent1"/>
         </w:rPr>
-        <w:t>Student Brands</w:t>
-      </w:r>
+        <w:t xml:space="preserve">Student Brands (a </w:t>
+      </w:r>
+      <w:proofErr w:type="spellStart"/>
       <w:r>
         <w:rPr>
           <w:rFonts w:eastAsia="Calibri"/>
           <w:color w:val="4472C4" w:themeColor="accent1"/>
         </w:rPr>
-        <w:t xml:space="preserve"> (a </w:t>
-      </w:r>
-      <w:proofErr w:type="spellStart"/>
+        <w:t>Learneo</w:t>
+      </w:r>
+      <w:proofErr w:type="spellEnd"/>
       <w:r>
         <w:rPr>
           <w:rFonts w:eastAsia="Calibri"/>
           <w:color w:val="4472C4" w:themeColor="accent1"/>
         </w:rPr>
-        <w:t>Learneo</w:t>
+        <w:t xml:space="preserve"> business) </w:t>
+      </w:r>
+    </w:p>
+    <w:p>
+      <w:pPr>
+        <w:spacing w:line="240" w:lineRule="auto"/>
+        <w:rPr>
+          <w:b/>
+          <w:bCs/>
+        </w:rPr>
+      </w:pPr>
+      <w:r>
+        <w:rPr>
+          <w:rFonts w:eastAsia="Calibri"/>
+          <w:b/>
+          <w:szCs w:val="24"/>
+        </w:rPr>
+        <w:t xml:space="preserve">Bartleby Technologies </w:t>
+      </w:r>
+      <w:proofErr w:type="spellStart"/>
+      <w:r>
+        <w:rPr>
+          <w:rFonts w:eastAsia="Calibri"/>
+          <w:b/>
+          <w:szCs w:val="24"/>
+        </w:rPr>
+        <w:t>Pvt.</w:t>
       </w:r>
       <w:proofErr w:type="spellEnd"/>
       <w:r>
         <w:rPr>
           <w:rFonts w:eastAsia="Calibri"/>
-          <w:color w:val="4472C4" w:themeColor="accent1"/>
-        </w:rPr>
-        <w:t xml:space="preserve"> business)</w:t>
-      </w:r>
-      <w:r>
-        <w:rPr>
-          <w:rFonts w:eastAsia="Calibri"/>
-          <w:color w:val="4472C4" w:themeColor="accent1"/>
-        </w:rPr>
-        <w:t xml:space="preserve"> </w:t>
-      </w:r>
-    </w:p>
-    <w:p>
-      <w:pPr>
-        <w:spacing w:line="240" w:lineRule="auto"/>
-        <w:rPr>
-          <w:b/>
-          <w:bCs/>
-        </w:rPr>
-      </w:pPr>
-      <w:r>
-        <w:rPr>
-          <w:rFonts w:eastAsia="Calibri"/>
           <w:b/>
           <w:szCs w:val="24"/>
         </w:rPr>
-        <w:t xml:space="preserve">Bartleby Technologies </w:t>
-      </w:r>
-      <w:proofErr w:type="spellStart"/>
-      <w:r>
-        <w:rPr>
-          <w:rFonts w:eastAsia="Calibri"/>
-          <w:b/>
-          <w:szCs w:val="24"/>
-        </w:rPr>
-        <w:t>Pvt.</w:t>
-      </w:r>
-      <w:proofErr w:type="spellEnd"/>
-      <w:r>
-        <w:rPr>
-          <w:rFonts w:eastAsia="Calibri"/>
-          <w:b/>
-          <w:szCs w:val="24"/>
-        </w:rPr>
-        <w:t xml:space="preserve"> Ltd</w:t>
-      </w:r>
-      <w:r>
-        <w:rPr>
-          <w:rFonts w:eastAsia="Calibri"/>
-          <w:b/>
-          <w:szCs w:val="24"/>
-        </w:rPr>
-        <w:t xml:space="preserve"> (Barnes &amp; Noble Education, Inc.)</w:t>
+        <w:t xml:space="preserve"> Ltd (Barnes &amp; Noble Education, Inc.)</w:t>
       </w:r>
     </w:p>
     <w:p>
@@ -298,7 +270,7 @@
         <w:rPr>
           <w:lang w:val="en-US"/>
         </w:rPr>
-        <w:t xml:space="preserve">chnologies </w:t>
+        <w:t>chnologies</w:t>
       </w:r>
       <w:r>
         <w:rPr>
@@ -428,7 +400,19 @@
         <w:rPr>
           <w:lang w:val="en-US"/>
         </w:rPr>
-        <w:t>Portuguese language.</w:t>
+        <w:t xml:space="preserve">Portuguese </w:t>
+      </w:r>
+      <w:r>
+        <w:rPr>
+          <w:lang w:val="en-US"/>
+        </w:rPr>
+        <w:t>languages</w:t>
+      </w:r>
+      <w:r>
+        <w:rPr>
+          <w:lang w:val="en-US"/>
+        </w:rPr>
+        <w:t>.</w:t>
       </w:r>
       <w:r>
         <w:rPr>
@@ -457,16 +441,123 @@
     </w:p>
     <w:p>
       <w:pPr>
+        <w:rPr>
+          <w:rStyle w:val="Heading2Char"/>
+          <w:b/>
+          <w:bCs/>
+          <w:color w:val="4472C4" w:themeColor="accent1"/>
+        </w:rPr>
+      </w:pPr>
+    </w:p>
+    <w:p>
+      <w:pPr>
+        <w:rPr>
+          <w:rStyle w:val="Heading2Char"/>
+          <w:b/>
+          <w:bCs/>
+          <w:color w:val="4472C4" w:themeColor="accent1"/>
+        </w:rPr>
+      </w:pPr>
+      <w:r>
+        <w:rPr>
+          <w:rStyle w:val="Heading2Char"/>
+          <w:b/>
+          <w:bCs/>
+          <w:color w:val="4472C4" w:themeColor="accent1"/>
+        </w:rPr>
+        <w:t>Automation Project: Write Tool Edit Module</w:t>
+      </w:r>
+    </w:p>
+    <w:p>
+      <w:pPr>
+        <w:rPr>
+          <w:lang w:val="en-US"/>
+        </w:rPr>
+      </w:pPr>
+      <w:r>
+        <w:rPr>
+          <w:lang w:val="en-US"/>
+        </w:rPr>
+        <w:t>Project Overview: The "Write Tool Edit" module is a comprehensive platform designed for students and professors to write and refine essays and theses. This module provides functionalities such as grammar analysis, plagiarism detection, citation management, AI-based detection, and an Essay Review service. The system supports different user roles, including non-login, free, and premium users, offering varied features accordingly.</w:t>
+      </w:r>
+    </w:p>
+    <w:p>
+      <w:pPr>
         <w:pStyle w:val="NoSpacing"/>
         <w:rPr>
           <w:lang w:val="en-US"/>
         </w:rPr>
       </w:pPr>
+      <w:r>
+        <w:rPr>
+          <w:lang w:val="en-US"/>
+        </w:rPr>
+        <w:t xml:space="preserve">To ensure the module's reliability and functionality, an automated testing framework is developed using Python, Selenium WebDriver, and </w:t>
+      </w:r>
+      <w:proofErr w:type="spellStart"/>
+      <w:r>
+        <w:rPr>
+          <w:lang w:val="en-US"/>
+        </w:rPr>
+        <w:t>Pytest</w:t>
+      </w:r>
+      <w:proofErr w:type="spellEnd"/>
+      <w:r>
+        <w:rPr>
+          <w:lang w:val="en-US"/>
+        </w:rPr>
+        <w:t>.</w:t>
+      </w:r>
+      <w:r>
+        <w:rPr>
+          <w:lang w:val="en-US"/>
+        </w:rPr>
+        <w:t xml:space="preserve"> </w:t>
+      </w:r>
+      <w:r>
+        <w:t>The solution follows a Hybrid Framework approach, combining the Page Object Model (POM) and Data-Driven Methodology (DDM), along with reusable utility methods, ensuring high scalability, maintainability, and reusability of test scripts.</w:t>
+      </w:r>
     </w:p>
     <w:p>
       <w:pPr>
         <w:pStyle w:val="NoSpacing"/>
       </w:pPr>
+    </w:p>
+    <w:p>
+      <w:pPr>
+        <w:pStyle w:val="NoSpacing"/>
+        <w:rPr>
+          <w:lang w:val="en-US"/>
+        </w:rPr>
+      </w:pPr>
+      <w:r>
+        <w:rPr>
+          <w:lang w:val="en-US"/>
+        </w:rPr>
+        <w:t>In this module, we used ML/AI</w:t>
+      </w:r>
+      <w:r>
+        <w:rPr>
+          <w:lang w:val="en-US"/>
+        </w:rPr>
+        <w:t>, handled this project in front and back-end, Writing Test cases, test scripts, execution, Payment gateway, API Testing, DB Status, System testing, Integration testing, Functional testing, UI Testing, cross-browser testing, Web /Mobile testing, sanity testing, bug raises, re-testing,</w:t>
+      </w:r>
+      <w:r>
+        <w:rPr>
+          <w:lang w:val="en-US"/>
+        </w:rPr>
+        <w:t xml:space="preserve"> and Monitoring.</w:t>
+      </w:r>
+    </w:p>
+    <w:p>
+      <w:pPr>
+        <w:pStyle w:val="NoSpacing"/>
+        <w:rPr>
+          <w:lang w:val="en-US"/>
+        </w:rPr>
+      </w:pPr>
+    </w:p>
+    <w:p>
       <w:r>
         <w:rPr>
           <w:rStyle w:val="Heading2Char"/>
@@ -474,6 +565,15 @@
           <w:bCs/>
           <w:color w:val="4472C4" w:themeColor="accent1"/>
         </w:rPr>
+        <w:t>2.</w:t>
+      </w:r>
+      <w:r>
+        <w:rPr>
+          <w:rStyle w:val="Heading2Char"/>
+          <w:b/>
+          <w:bCs/>
+          <w:color w:val="4472C4" w:themeColor="accent1"/>
+        </w:rPr>
         <w:t xml:space="preserve"> </w:t>
       </w:r>
       <w:r>
@@ -483,7 +583,7 @@
           <w:bCs/>
           <w:color w:val="4472C4" w:themeColor="accent1"/>
         </w:rPr>
-        <w:t xml:space="preserve">1. </w:t>
+        <w:t xml:space="preserve">Essay upload </w:t>
       </w:r>
       <w:r>
         <w:rPr>
@@ -492,7 +592,7 @@
           <w:bCs/>
           <w:color w:val="4472C4" w:themeColor="accent1"/>
         </w:rPr>
-        <w:t>Write tool edit project</w:t>
+        <w:t>Module</w:t>
       </w:r>
       <w:r>
         <w:rPr>
@@ -511,103 +611,193 @@
         <w:t xml:space="preserve"> </w:t>
       </w:r>
       <w:r>
-        <w:t xml:space="preserve">This </w:t>
+        <w:t xml:space="preserve">We are launching this </w:t>
       </w:r>
       <w:r>
         <w:t>module</w:t>
       </w:r>
       <w:r>
-        <w:t xml:space="preserve"> is designed for both students and professors to write and refine essays and theses. It offers comprehensive support for grammar analysis, plagiarism detection (using sources like Bing, Wiki, </w:t>
-      </w:r>
-      <w:proofErr w:type="spellStart"/>
-      <w:r>
-        <w:t>arXiv</w:t>
-      </w:r>
-      <w:proofErr w:type="spellEnd"/>
-      <w:r>
-        <w:t xml:space="preserve">, DOAJ, and student essays), and identification of spun content. The </w:t>
-      </w:r>
-      <w:r>
-        <w:t>module</w:t>
-      </w:r>
-      <w:r>
-        <w:t xml:space="preserve"> also provides citation management, allowing users to create citations manually or automatically. Additionally, it assigns scores to essays and includes AI-based detection features.</w:t>
+        <w:t xml:space="preserve"> with two sites—one in English and one in French. On the plan page, free users </w:t>
+      </w:r>
+      <w:r>
+        <w:t>can</w:t>
+      </w:r>
+      <w:r>
+        <w:t xml:space="preserve"> upload one genuine essay through the front end. Once the essay is accepted, they receive a lifetime, full-view access to the essay at no cost. Users can upload an unlimited number of essays, but full access is granted only if the essay passes the acceptance criteria.</w:t>
+      </w:r>
+    </w:p>
+    <w:p>
+      <w:r>
+        <w:t>Users also have the option to subscribe to our services at a discounted rate. Notifications about essay status—whether accepted, rejected, identified as duplicate, or flagged for virus content—are sent via email within four hours.</w:t>
+      </w:r>
+    </w:p>
+    <w:p>
+      <w:r>
+        <w:lastRenderedPageBreak/>
+        <w:t>The essay review process is powered by AWS Step Functions on the backend, where multiple filters and layers assess each submission. The essay must pass several checks: it must be virus-free, original, contain more than 500 words, have no more than 25% spun content, be free of plagiarism, and meet language quality standards. Additionally, essay traffic is evaluated before acceptance. If an essay is rejected, the user receives an email outlining the reasons for rejection</w:t>
       </w:r>
     </w:p>
     <w:p>
       <w:pPr>
         <w:pStyle w:val="NoSpacing"/>
-      </w:pPr>
-      <w:r>
-        <w:t xml:space="preserve">The </w:t>
-      </w:r>
-      <w:r>
-        <w:t>module</w:t>
-      </w:r>
-      <w:r>
-        <w:t xml:space="preserve"> implements business rules based on user type—non-login, free, and premium users. Premium users enjoy advanced features such as saving, editing, bookmarking, previewing, and deleting essays, along with dashboard access to manage their work.</w:t>
+        <w:rPr>
+          <w:lang w:val="en-US"/>
+        </w:rPr>
+      </w:pPr>
+      <w:r>
+        <w:rPr>
+          <w:b/>
+          <w:bCs/>
+          <w:lang w:val="en-US"/>
+        </w:rPr>
+        <w:t xml:space="preserve">In this module, we used ML/AI, </w:t>
+      </w:r>
+      <w:r>
+        <w:rPr>
+          <w:lang w:val="en-US"/>
+        </w:rPr>
+        <w:t>I have handled this project in the front and backend, Write Test cases, execution, Payment gateway, API Testing, DB Status, Functional testing, UI Testing, cross-browser testing, Web /Mobile testing, sanity testing, bug raises, re-testing and Monitoring.</w:t>
       </w:r>
     </w:p>
     <w:p>
       <w:pPr>
         <w:pStyle w:val="NoSpacing"/>
-      </w:pPr>
-      <w:r>
-        <w:t xml:space="preserve">Integrated with other valuable features, the </w:t>
-      </w:r>
-      <w:r>
-        <w:t>module</w:t>
-      </w:r>
-      <w:r>
-        <w:t xml:space="preserve"> offers an </w:t>
-      </w:r>
-      <w:r>
-        <w:rPr>
-          <w:b/>
-          <w:bCs/>
-        </w:rPr>
-        <w:t>'Essay Review'</w:t>
-      </w:r>
-      <w:r>
-        <w:t xml:space="preserve"> service as a one-time purchase. Users can submit their essays for review, which is handled by a third-party service (</w:t>
-      </w:r>
-      <w:proofErr w:type="spellStart"/>
-      <w:r>
-        <w:t>NetTutor</w:t>
-      </w:r>
-      <w:proofErr w:type="spellEnd"/>
-      <w:r>
-        <w:t xml:space="preserve">). Feedback, including corrections, is sent via email, and users can view the reviewed essay within the </w:t>
-      </w:r>
-      <w:r>
-        <w:t>module</w:t>
-      </w:r>
-      <w:r>
-        <w:t>.</w:t>
+        <w:rPr>
+          <w:lang w:val="en-US"/>
+        </w:rPr>
+      </w:pPr>
+    </w:p>
+    <w:p>
+      <w:r>
+        <w:rPr>
+          <w:rStyle w:val="Heading2Char"/>
+          <w:b/>
+          <w:bCs/>
+          <w:color w:val="4472C4" w:themeColor="accent1"/>
+        </w:rPr>
+        <w:t>3.</w:t>
+      </w:r>
+      <w:r>
+        <w:rPr>
+          <w:rStyle w:val="Heading2Char"/>
+          <w:b/>
+          <w:bCs/>
+          <w:color w:val="4472C4" w:themeColor="accent1"/>
+        </w:rPr>
+        <w:t xml:space="preserve"> </w:t>
+      </w:r>
+      <w:r>
+        <w:rPr>
+          <w:rStyle w:val="Heading2Char"/>
+          <w:b/>
+          <w:bCs/>
+          <w:color w:val="4472C4" w:themeColor="accent1"/>
+        </w:rPr>
+        <w:t>Exit Intent Mod</w:t>
+      </w:r>
+      <w:r>
+        <w:rPr>
+          <w:rStyle w:val="Heading2Char"/>
+          <w:b/>
+          <w:bCs/>
+          <w:color w:val="4472C4" w:themeColor="accent1"/>
+        </w:rPr>
+        <w:t>a</w:t>
+      </w:r>
+      <w:r>
+        <w:rPr>
+          <w:rStyle w:val="Heading2Char"/>
+          <w:b/>
+          <w:bCs/>
+          <w:color w:val="4472C4" w:themeColor="accent1"/>
+        </w:rPr>
+        <w:t>l Feature</w:t>
+      </w:r>
+      <w:r>
+        <w:rPr>
+          <w:color w:val="4472C4" w:themeColor="accent1"/>
+        </w:rPr>
+        <w:t xml:space="preserve">: </w:t>
+      </w:r>
+      <w:r>
+        <w:t xml:space="preserve">The goal of this feature is to boost site revenue and decrease bounce rates by implementing an Exit Intent Modal. The SEO team identified essays with low traffic or user engagement, provided their IDs, and collaborated with the ML team to generate optimized titles and content for these essays. When a user arrives on the essay preview page, either through a Google search or by logging into the site, the Exit Intent Modal will trigger based on specific user actions, such as attempting to close the page, scrolling down 30%, or remaining inactive for 10 seconds. The modal will present the user with three </w:t>
+      </w:r>
+      <w:r>
+        <w:t>top-related</w:t>
+      </w:r>
+      <w:r>
+        <w:t xml:space="preserve"> essays, featuring titles and content generated by an AI tool developed by the ML team. The feature will be validated by checking the backend API response to ensure the correct related essays are displayed. If a user clicks on any of the suggested essays, they will be directed to the payment page</w:t>
       </w:r>
     </w:p>
     <w:p>
       <w:pPr>
         <w:pStyle w:val="NoSpacing"/>
-      </w:pPr>
-      <w:r>
-        <w:t xml:space="preserve">Additionally, the </w:t>
-      </w:r>
-      <w:r>
-        <w:rPr>
-          <w:b/>
-          <w:bCs/>
-        </w:rPr>
-        <w:t>'Essay Builder'</w:t>
-      </w:r>
-      <w:r>
-        <w:t xml:space="preserve"> feature assists users in crafting essays by providing templates tailored to various essay types, making the writing process more structured and efficient.</w:t>
+        <w:rPr>
+          <w:lang w:val="en-US"/>
+        </w:rPr>
+      </w:pPr>
+      <w:r>
+        <w:rPr>
+          <w:b/>
+          <w:bCs/>
+          <w:lang w:val="en-US"/>
+        </w:rPr>
+        <w:t xml:space="preserve">In this module, we used ML/AI, </w:t>
+      </w:r>
+      <w:r>
+        <w:rPr>
+          <w:lang w:val="en-US"/>
+        </w:rPr>
+        <w:t>I handled this project in the front and back end, Write Test cases, execution, Payment gateway, API Testing, Functional testing, UI Testing, cross-browser testing, Web /Mobile testing, sanity testing, bug raises, re-testing, and Monitoring.</w:t>
       </w:r>
     </w:p>
     <w:p>
       <w:pPr>
         <w:pStyle w:val="NoSpacing"/>
-      </w:pPr>
+        <w:rPr>
+          <w:lang w:val="en-US"/>
+        </w:rPr>
+      </w:pPr>
+    </w:p>
+    <w:p>
+      <w:r>
+        <w:rPr>
+          <w:rStyle w:val="Heading2Char"/>
+          <w:b/>
+          <w:bCs/>
+          <w:color w:val="4472C4" w:themeColor="accent1"/>
+        </w:rPr>
+        <w:t>4. Feature experiment on sites using AB Tasty:</w:t>
+      </w:r>
+      <w:r>
+        <w:rPr>
+          <w:b/>
+          <w:bCs/>
+          <w:color w:val="4472C4" w:themeColor="accent1"/>
+        </w:rPr>
+        <w:t xml:space="preserve">  </w:t>
+      </w:r>
+      <w:r>
+        <w:t xml:space="preserve">The objective of this feature is to enhance website conversion and signup rates. In addition to refining the existing signup/sign-in page, we have introduced a new popup for sign-up/sign-in that </w:t>
+      </w:r>
+      <w:r>
+        <w:t>triggers</w:t>
+      </w:r>
+      <w:r>
+        <w:t xml:space="preserve"> when a user lands on the essay preview page via a Google search or without logging in. A one-tap sign-up account popup was also introduced. On the Plans page, we are experimenting with three new variants alongside the original plan, as well as a back-to-school offer. We added a site survey widget </w:t>
+      </w:r>
+      <w:r>
+        <w:t xml:space="preserve">and </w:t>
+      </w:r>
+      <w:r>
+        <w:t xml:space="preserve">a demo widget and </w:t>
+      </w:r>
+      <w:r>
+        <w:t>experimented</w:t>
+      </w:r>
+      <w:r>
+        <w:t xml:space="preserve"> with CTAs on the essay preview page. The AB Tasty tool will run for one month to evaluate the conversion rates of the variants, after which the most effective ones will be activated or deactivated based on performance</w:t>
+      </w:r>
     </w:p>
     <w:p>
       <w:pPr>
@@ -622,507 +812,14 @@
           <w:bCs/>
           <w:lang w:val="en-US"/>
         </w:rPr>
-        <w:t xml:space="preserve">In this </w:t>
-      </w:r>
-      <w:r>
-        <w:rPr>
-          <w:b/>
-          <w:bCs/>
-          <w:lang w:val="en-US"/>
-        </w:rPr>
-        <w:t>module</w:t>
-      </w:r>
-      <w:r>
-        <w:rPr>
-          <w:b/>
-          <w:bCs/>
-          <w:lang w:val="en-US"/>
-        </w:rPr>
-        <w:t>, we used ML/AI</w:t>
-      </w:r>
-      <w:r>
-        <w:rPr>
-          <w:b/>
-          <w:bCs/>
-          <w:lang w:val="en-US"/>
-        </w:rPr>
-        <w:t>,</w:t>
-      </w:r>
-      <w:r>
-        <w:rPr>
-          <w:b/>
-          <w:bCs/>
-          <w:lang w:val="en-US"/>
-        </w:rPr>
-        <w:t xml:space="preserve"> </w:t>
-      </w:r>
-      <w:r>
-        <w:rPr>
-          <w:lang w:val="en-US"/>
-        </w:rPr>
-        <w:t>I have handled this project in front and back</w:t>
-      </w:r>
-      <w:r>
-        <w:rPr>
-          <w:lang w:val="en-US"/>
-        </w:rPr>
-        <w:t>-</w:t>
-      </w:r>
-      <w:r>
-        <w:rPr>
-          <w:lang w:val="en-US"/>
-        </w:rPr>
-        <w:t xml:space="preserve">end, Write Test cases, execution, Payment gateway, API Testing, DB Status, </w:t>
-      </w:r>
-      <w:r>
-        <w:rPr>
-          <w:lang w:val="en-US"/>
-        </w:rPr>
-        <w:t xml:space="preserve">System testing, Integration testing, </w:t>
-      </w:r>
-      <w:r>
-        <w:rPr>
-          <w:lang w:val="en-US"/>
-        </w:rPr>
-        <w:t>Functional testing, UI Testing, cross-browser testing, Web /Mobile testing, sanity testing, bug raises, re-testing and Monitoring.</w:t>
-      </w:r>
-    </w:p>
-    <w:p>
-      <w:pPr>
-        <w:pStyle w:val="NoSpacing"/>
-        <w:rPr>
-          <w:lang w:val="en-US"/>
-        </w:rPr>
-      </w:pPr>
-    </w:p>
-    <w:p>
-      <w:r>
-        <w:rPr>
-          <w:rStyle w:val="Heading2Char"/>
-          <w:b/>
-          <w:bCs/>
-          <w:color w:val="4472C4" w:themeColor="accent1"/>
-        </w:rPr>
-        <w:t>2.</w:t>
-      </w:r>
-      <w:r>
-        <w:rPr>
-          <w:rStyle w:val="Heading2Char"/>
-          <w:b/>
-          <w:bCs/>
-          <w:color w:val="4472C4" w:themeColor="accent1"/>
-        </w:rPr>
-        <w:t xml:space="preserve"> </w:t>
-      </w:r>
-      <w:r>
-        <w:rPr>
-          <w:rStyle w:val="Heading2Char"/>
-          <w:b/>
-          <w:bCs/>
-          <w:color w:val="4472C4" w:themeColor="accent1"/>
-        </w:rPr>
-        <w:t xml:space="preserve">Essay upload </w:t>
-      </w:r>
-      <w:r>
-        <w:rPr>
-          <w:rStyle w:val="Heading2Char"/>
-          <w:b/>
-          <w:bCs/>
-          <w:color w:val="4472C4" w:themeColor="accent1"/>
-        </w:rPr>
-        <w:t>Module</w:t>
-      </w:r>
-      <w:r>
-        <w:rPr>
-          <w:rStyle w:val="Heading2Char"/>
-          <w:b/>
-          <w:bCs/>
-          <w:color w:val="000000" w:themeColor="text1"/>
-        </w:rPr>
-        <w:t>:</w:t>
-      </w:r>
-      <w:r>
-        <w:rPr>
-          <w:color w:val="000000" w:themeColor="text1"/>
-          <w:lang w:val="en-US"/>
-        </w:rPr>
-        <w:t xml:space="preserve"> </w:t>
-      </w:r>
-      <w:r>
-        <w:t xml:space="preserve">We are launching this </w:t>
-      </w:r>
-      <w:r>
-        <w:t>module</w:t>
-      </w:r>
-      <w:r>
-        <w:t xml:space="preserve"> with two sites—one in English and one in French. On the plan page, free users </w:t>
-      </w:r>
-      <w:r>
-        <w:t>can</w:t>
-      </w:r>
-      <w:r>
-        <w:t xml:space="preserve"> upload one genuine essay through the front end. Once the essay is accepted, they receive a lifetime, full-view access to the essay at no cost. Users can upload an unlimited number of essays, but full access is granted only if the essay passes the acceptance criteria.</w:t>
-      </w:r>
-    </w:p>
-    <w:p>
-      <w:r>
-        <w:lastRenderedPageBreak/>
-        <w:t>Users also have the option to subscribe to our services at a discounted rate. Notifications about essay status—whether accepted, rejected, identified as duplicate, or flagged for virus content—are sent via email within four hours.</w:t>
-      </w:r>
-    </w:p>
-    <w:p>
-      <w:r>
-        <w:t>The essay review process is powered by AWS Step Functions on the backend, where multiple filters and layers assess each submission. The essay must pass several checks: it must be virus-free, original, contain more than 500 words, have no more than 25% spun content, be free of plagiarism, and meet language quality standards. Additionally, essay traffic is evaluated before acceptance. If an essay is rejected, the user receives an email outlining the reasons for rejection</w:t>
-      </w:r>
-    </w:p>
-    <w:p>
-      <w:pPr>
-        <w:pStyle w:val="NoSpacing"/>
-        <w:rPr>
-          <w:lang w:val="en-US"/>
-        </w:rPr>
-      </w:pPr>
-      <w:r>
-        <w:rPr>
-          <w:b/>
-          <w:bCs/>
-          <w:lang w:val="en-US"/>
-        </w:rPr>
-        <w:t xml:space="preserve">In this </w:t>
-      </w:r>
-      <w:r>
-        <w:rPr>
-          <w:b/>
-          <w:bCs/>
-          <w:lang w:val="en-US"/>
-        </w:rPr>
-        <w:t>module</w:t>
-      </w:r>
-      <w:r>
-        <w:rPr>
-          <w:b/>
-          <w:bCs/>
-          <w:lang w:val="en-US"/>
-        </w:rPr>
-        <w:t>, we used ML/AI</w:t>
-      </w:r>
-      <w:r>
-        <w:rPr>
-          <w:b/>
-          <w:bCs/>
-          <w:lang w:val="en-US"/>
-        </w:rPr>
-        <w:t>,</w:t>
-      </w:r>
-      <w:r>
-        <w:rPr>
-          <w:b/>
-          <w:bCs/>
-          <w:lang w:val="en-US"/>
-        </w:rPr>
-        <w:t xml:space="preserve"> </w:t>
-      </w:r>
-      <w:r>
-        <w:rPr>
-          <w:lang w:val="en-US"/>
-        </w:rPr>
-        <w:t>I have handled this project in front and backend, Write Test cases, execution, Payment gateway, API Testing, DB Status, Functional testing, UI Testing, cross-browser testing, Web /Mobile testing, sanity testing, bug raises, re-testing and Monitoring.</w:t>
-      </w:r>
-    </w:p>
-    <w:p>
-      <w:pPr>
-        <w:pStyle w:val="NoSpacing"/>
-        <w:rPr>
-          <w:lang w:val="en-US"/>
-        </w:rPr>
-      </w:pPr>
-    </w:p>
-    <w:p>
-      <w:r>
-        <w:rPr>
-          <w:rStyle w:val="Heading2Char"/>
-          <w:b/>
-          <w:bCs/>
-          <w:color w:val="4472C4" w:themeColor="accent1"/>
-        </w:rPr>
-        <w:t>3.</w:t>
-      </w:r>
-      <w:r>
-        <w:rPr>
-          <w:rStyle w:val="Heading2Char"/>
-          <w:b/>
-          <w:bCs/>
-          <w:color w:val="4472C4" w:themeColor="accent1"/>
-        </w:rPr>
-        <w:t>Exit Intent Mod</w:t>
-      </w:r>
-      <w:r>
-        <w:rPr>
-          <w:rStyle w:val="Heading2Char"/>
-          <w:b/>
-          <w:bCs/>
-          <w:color w:val="4472C4" w:themeColor="accent1"/>
-        </w:rPr>
-        <w:t>a</w:t>
-      </w:r>
-      <w:r>
-        <w:rPr>
-          <w:rStyle w:val="Heading2Char"/>
-          <w:b/>
-          <w:bCs/>
-          <w:color w:val="4472C4" w:themeColor="accent1"/>
-        </w:rPr>
-        <w:t>l Feature</w:t>
-      </w:r>
-      <w:r>
-        <w:rPr>
-          <w:color w:val="4472C4" w:themeColor="accent1"/>
-        </w:rPr>
-        <w:t xml:space="preserve">: </w:t>
-      </w:r>
-      <w:r>
-        <w:t xml:space="preserve">The goal of this feature is to boost site revenue and decrease bounce rates by implementing an Exit Intent Modal. The SEO team identified essays with low traffic or user engagement, provided their IDs, and collaborated with the ML team to generate optimized titles and content for these essays. When a user arrives on the essay preview page, either through a Google search or by logging into the site, the Exit Intent Modal will trigger based on specific user actions, such as attempting to close the page, scrolling down 30%, or remaining inactive for 10 seconds. The modal will present the user with three </w:t>
-      </w:r>
-      <w:r>
-        <w:t>top-related</w:t>
-      </w:r>
-      <w:r>
-        <w:t xml:space="preserve"> essays, featuring titles and content generated by an AI tool developed by the ML team. The feature will be validated by checking the backend API response to ensure the correct related essays are displayed. If a user clicks on any of the suggested essays, they will be directed to the payment page</w:t>
-      </w:r>
-    </w:p>
-    <w:p>
-      <w:pPr>
-        <w:pStyle w:val="NoSpacing"/>
-        <w:rPr>
-          <w:lang w:val="en-US"/>
-        </w:rPr>
-      </w:pPr>
-      <w:r>
-        <w:rPr>
-          <w:b/>
-          <w:bCs/>
-          <w:lang w:val="en-US"/>
-        </w:rPr>
-        <w:t>In this module</w:t>
-      </w:r>
-      <w:r>
-        <w:rPr>
-          <w:b/>
-          <w:bCs/>
-          <w:lang w:val="en-US"/>
-        </w:rPr>
-        <w:t>, we used ML/AI</w:t>
-      </w:r>
-      <w:r>
-        <w:rPr>
-          <w:b/>
-          <w:bCs/>
-          <w:lang w:val="en-US"/>
-        </w:rPr>
-        <w:t>,</w:t>
-      </w:r>
-      <w:r>
-        <w:rPr>
-          <w:b/>
-          <w:bCs/>
-          <w:lang w:val="en-US"/>
-        </w:rPr>
-        <w:t xml:space="preserve"> </w:t>
-      </w:r>
-      <w:r>
-        <w:rPr>
-          <w:lang w:val="en-US"/>
-        </w:rPr>
-        <w:t xml:space="preserve">I have handled this project in </w:t>
-      </w:r>
-      <w:r>
-        <w:rPr>
-          <w:lang w:val="en-US"/>
-        </w:rPr>
-        <w:t>front</w:t>
-      </w:r>
-      <w:r>
-        <w:rPr>
-          <w:lang w:val="en-US"/>
-        </w:rPr>
-        <w:t xml:space="preserve"> and </w:t>
-      </w:r>
-      <w:r>
-        <w:rPr>
-          <w:lang w:val="en-US"/>
-        </w:rPr>
-        <w:t>back</w:t>
-      </w:r>
-      <w:r>
-        <w:rPr>
-          <w:lang w:val="en-US"/>
-        </w:rPr>
-        <w:t>-</w:t>
-      </w:r>
-      <w:r>
-        <w:rPr>
-          <w:lang w:val="en-US"/>
-        </w:rPr>
-        <w:t>end</w:t>
-      </w:r>
-      <w:r>
-        <w:rPr>
-          <w:lang w:val="en-US"/>
-        </w:rPr>
-        <w:t xml:space="preserve">, Write Test cases, execution, Payment gateway, </w:t>
-      </w:r>
-      <w:r>
-        <w:rPr>
-          <w:lang w:val="en-US"/>
-        </w:rPr>
-        <w:t>API Testing, Functional testing, UI Testing, cross-browser testing,</w:t>
-      </w:r>
-      <w:r>
-        <w:rPr>
-          <w:lang w:val="en-US"/>
-        </w:rPr>
-        <w:t xml:space="preserve"> </w:t>
-      </w:r>
-      <w:r>
-        <w:rPr>
-          <w:lang w:val="en-US"/>
-        </w:rPr>
-        <w:t xml:space="preserve">Web /Mobile testing, sanity testing, bug raises, re-testing </w:t>
-      </w:r>
-      <w:r>
-        <w:rPr>
-          <w:lang w:val="en-US"/>
-        </w:rPr>
-        <w:t>and Monitoring.</w:t>
-      </w:r>
-    </w:p>
-    <w:p>
-      <w:pPr>
-        <w:pStyle w:val="NoSpacing"/>
-        <w:rPr>
-          <w:lang w:val="en-US"/>
-        </w:rPr>
-      </w:pPr>
-    </w:p>
-    <w:p>
-      <w:r>
-        <w:rPr>
-          <w:rStyle w:val="Heading2Char"/>
-          <w:b/>
-          <w:bCs/>
-          <w:color w:val="4472C4" w:themeColor="accent1"/>
-        </w:rPr>
-        <w:t xml:space="preserve">4. </w:t>
-      </w:r>
-      <w:r>
-        <w:rPr>
-          <w:rStyle w:val="Heading2Char"/>
-          <w:b/>
-          <w:bCs/>
-          <w:color w:val="4472C4" w:themeColor="accent1"/>
-        </w:rPr>
-        <w:t>Feature experiment on sites using AB Tasty:</w:t>
-      </w:r>
-      <w:r>
-        <w:rPr>
-          <w:b/>
-          <w:bCs/>
-          <w:color w:val="4472C4" w:themeColor="accent1"/>
-        </w:rPr>
-        <w:t xml:space="preserve">  </w:t>
-      </w:r>
-      <w:r>
-        <w:t xml:space="preserve">The objective of this feature is to enhance website conversion and signup rates. In addition to refining the existing signup/sign-in page, we have introduced a new popup for sign-up/sign-in </w:t>
-      </w:r>
-      <w:r>
-        <w:t xml:space="preserve">that </w:t>
-      </w:r>
-      <w:r>
-        <w:t>triggers</w:t>
-      </w:r>
-      <w:r>
-        <w:t xml:space="preserve"> when a user lands on the essay preview page via a Google search or without logging in. A one-tap sign-up account popup was also introduced. On the Plans page, we are experimenting with three new variants alongside the original plan, as well as a back-to-school offer. We added a site survey widget, </w:t>
-      </w:r>
-      <w:r>
-        <w:t xml:space="preserve">and </w:t>
-      </w:r>
-      <w:r>
-        <w:t>a demo widget, and conducted an experiment with CTAs on the essay preview page. The AB Tasty tool will run for one month to evaluate the conversion rates of the variants, after which the most effective ones will be activated or deactivated based on performance</w:t>
-      </w:r>
-    </w:p>
-    <w:p>
-      <w:pPr>
-        <w:pStyle w:val="NoSpacing"/>
-        <w:rPr>
-          <w:lang w:val="en-US"/>
-        </w:rPr>
-      </w:pPr>
-      <w:r>
-        <w:rPr>
-          <w:b/>
-          <w:bCs/>
-          <w:lang w:val="en-US"/>
-        </w:rPr>
-        <w:t>In this module</w:t>
-      </w:r>
-      <w:r>
-        <w:rPr>
-          <w:b/>
-          <w:bCs/>
-          <w:lang w:val="en-US"/>
-        </w:rPr>
-        <w:t xml:space="preserve">, We used AB Tasty Tool, </w:t>
-      </w:r>
-      <w:r>
-        <w:rPr>
-          <w:lang w:val="en-US"/>
-        </w:rPr>
-        <w:t>I handled this project in front and back-end, Write Test cases, execution, Functional testing, UI Testing, cross-browser testing, Web /Mobile testing, sanity testing, bug raises, re-testing,</w:t>
-      </w:r>
-      <w:r>
-        <w:rPr>
-          <w:lang w:val="en-US"/>
-        </w:rPr>
-        <w:t xml:space="preserve"> </w:t>
-      </w:r>
-      <w:r>
-        <w:rPr>
-          <w:lang w:val="en-US"/>
-        </w:rPr>
-        <w:t>rollback</w:t>
-      </w:r>
-      <w:r>
-        <w:rPr>
-          <w:lang w:val="en-US"/>
-        </w:rPr>
-        <w:t xml:space="preserve"> testing,</w:t>
-      </w:r>
-      <w:r>
-        <w:rPr>
-          <w:lang w:val="en-US"/>
-        </w:rPr>
-        <w:t xml:space="preserve"> and Monitoring</w:t>
-      </w:r>
-      <w:r>
-        <w:rPr>
-          <w:lang w:val="en-US"/>
-        </w:rPr>
-        <w:t>.</w:t>
-      </w:r>
-    </w:p>
-    <w:p>
-      <w:pPr>
-        <w:rPr>
-          <w:lang w:val="en-US"/>
-        </w:rPr>
-      </w:pPr>
-    </w:p>
-    <w:p>
-      <w:pPr>
-        <w:rPr>
-          <w:lang w:val="en-US"/>
-        </w:rPr>
-      </w:pPr>
+        <w:t xml:space="preserve">In this module, we used the AB Tasty Tool, </w:t>
+      </w:r>
+      <w:r>
+        <w:rPr>
+          <w:lang w:val="en-US"/>
+        </w:rPr>
+        <w:t>I handled this project in the front and back end, Write Test cases execution, functional testing, UI Testing, cross-browser testing, Web /Mobile testing, sanity testing, bug raises, re-testing, rollback testing, and Monitoring.</w:t>
+      </w:r>
     </w:p>
     <w:p>
       <w:pPr>
@@ -1160,17 +857,7 @@
           <w:bCs/>
           <w:szCs w:val="24"/>
         </w:rPr>
-        <w:lastRenderedPageBreak/>
-        <w:t>Keane Inc (NTT DATA)</w:t>
-      </w:r>
-      <w:r>
-        <w:rPr>
-          <w:rFonts w:eastAsia="Calibri"/>
-          <w:b/>
-          <w:bCs/>
-          <w:szCs w:val="24"/>
-        </w:rPr>
-        <w:t xml:space="preserve"> </w:t>
+        <w:t xml:space="preserve">Keane Inc (NTT DATA) </w:t>
       </w:r>
     </w:p>
     <w:p>
@@ -1234,6 +921,7 @@
           <w:bCs/>
           <w:szCs w:val="24"/>
         </w:rPr>
+        <w:lastRenderedPageBreak/>
         <w:t xml:space="preserve">Description: </w:t>
       </w:r>
       <w:r>
@@ -1341,6 +1029,8 @@
         </w:rPr>
       </w:pPr>
     </w:p>
+    <w:p/>
+    <w:p/>
     <w:p/>
     <w:sectPr>
       <w:pgSz w:w="11906" w:h="16838"/>
@@ -1353,7 +1043,7 @@
 </file>
 
 <file path=word/numbering.xml><?xml version="1.0" encoding="utf-8"?>
-<w:numbering xmlns:wpc="http://schemas.microsoft.com/office/word/2010/wordprocessingCanvas" xmlns:cx="http://schemas.microsoft.com/office/drawing/2014/chartex" xmlns:cx1="http://schemas.microsoft.com/office/drawing/2015/9/8/chartex" xmlns:cx2="http://schemas.microsoft.com/office/drawing/2015/10/21/chartex" xmlns:cx3="http://schemas.microsoft.com/office/drawing/2016/5/9/chartex" xmlns:cx4="http://schemas.microsoft.com/office/drawing/2016/5/10/chartex" xmlns:cx5="http://schemas.microsoft.com/office/drawing/2016/5/11/chartex" xmlns:cx6="http://schemas.microsoft.com/office/drawing/2016/5/12/chartex" xmlns:cx7="http://schemas.microsoft.com/office/drawing/2016/5/13/chartex" xmlns:cx8="http://schemas.microsoft.com/office/drawing/2016/5/14/chartex" xmlns:mc="http://schemas.openxmlformats.org/markup-compatibility/2006" xmlns:aink="http://schemas.microsoft.com/office/drawing/2016/ink" xmlns:am3d="http://schemas.microsoft.com/office/drawing/2017/model3d" xmlns:o="urn:schemas-microsoft-com:office:office" xmlns:oel="http://schemas.microsoft.com/office/2019/extlst" xmlns:r="http://schemas.openxmlformats.org/officeDocument/2006/relationships" xmlns:m="http://schemas.openxmlformats.org/officeDocument/2006/math" xmlns:v="urn:schemas-microsoft-com:vml" xmlns:wp14="http://schemas.microsoft.com/office/word/2010/wordprocessingDrawing" xmlns:wp="http://schemas.openxmlformats.org/drawingml/2006/wordprocessingDrawing" xmlns:w10="urn:schemas-microsoft-com:office:word" xmlns:w="http://schemas.openxmlformats.org/wordprocessingml/2006/main" xmlns:w14="http://schemas.microsoft.com/office/word/2010/wordml" xmlns:w15="http://schemas.microsoft.com/office/word/2012/wordml" xmlns:w16cex="http://schemas.microsoft.com/office/word/2018/wordml/cex" xmlns:w16cid="http://schemas.microsoft.com/office/word/2016/wordml/cid" xmlns:w16="http://schemas.microsoft.com/office/word/2018/wordml" xmlns:w16du="http://schemas.microsoft.com/office/word/2023/wordml/word16du" xmlns:w16sdtdh="http://schemas.microsoft.com/office/word/2020/wordml/sdtdatahash" xmlns:w16se="http://schemas.microsoft.com/office/word/2015/wordml/symex" xmlns:wpg="http://schemas.microsoft.com/office/word/2010/wordprocessingGroup" xmlns:wpi="http://schemas.microsoft.com/office/word/2010/wordprocessingInk" xmlns:wne="http://schemas.microsoft.com/office/word/2006/wordml" xmlns:wps="http://schemas.microsoft.com/office/word/2010/wordprocessingShape" mc:Ignorable="w14 w15 w16se w16cid w16 w16cex w16sdtdh w16du wp14">
+<w:numbering xmlns:wpc="http://schemas.microsoft.com/office/word/2010/wordprocessingCanvas" xmlns:cx="http://schemas.microsoft.com/office/drawing/2014/chartex" xmlns:cx1="http://schemas.microsoft.com/office/drawing/2015/9/8/chartex" xmlns:cx2="http://schemas.microsoft.com/office/drawing/2015/10/21/chartex" xmlns:cx3="http://schemas.microsoft.com/office/drawing/2016/5/9/chartex" xmlns:cx4="http://schemas.microsoft.com/office/drawing/2016/5/10/chartex" xmlns:cx5="http://schemas.microsoft.com/office/drawing/2016/5/11/chartex" xmlns:cx6="http://schemas.microsoft.com/office/drawing/2016/5/12/chartex" xmlns:cx7="http://schemas.microsoft.com/office/drawing/2016/5/13/chartex" xmlns:cx8="http://schemas.microsoft.com/office/drawing/2016/5/14/chartex" xmlns:mc="http://schemas.openxmlformats.org/markup-compatibility/2006" xmlns:aink="http://schemas.microsoft.com/office/drawing/2016/ink" xmlns:am3d="http://schemas.microsoft.com/office/drawing/2017/model3d" xmlns:o="urn:schemas-microsoft-com:office:office" xmlns:oel="http://schemas.microsoft.com/office/2019/extlst" xmlns:r="http://schemas.openxmlformats.org/officeDocument/2006/relationships" xmlns:m="http://schemas.openxmlformats.org/officeDocument/2006/math" xmlns:v="urn:schemas-microsoft-com:vml" xmlns:wp14="http://schemas.microsoft.com/office/word/2010/wordprocessingDrawing" xmlns:wp="http://schemas.openxmlformats.org/drawingml/2006/wordprocessingDrawing" xmlns:w10="urn:schemas-microsoft-com:office:word" xmlns:w="http://schemas.openxmlformats.org/wordprocessingml/2006/main" xmlns:w14="http://schemas.microsoft.com/office/word/2010/wordml" xmlns:w15="http://schemas.microsoft.com/office/word/2012/wordml" xmlns:w16cex="http://schemas.microsoft.com/office/word/2018/wordml/cex" xmlns:w16cid="http://schemas.microsoft.com/office/word/2016/wordml/cid" xmlns:w16="http://schemas.microsoft.com/office/word/2018/wordml" xmlns:w16du="http://schemas.microsoft.com/office/word/2023/wordml/word16du" xmlns:w16sdtdh="http://schemas.microsoft.com/office/word/2020/wordml/sdtdatahash" xmlns:w16sdtfl="http://schemas.microsoft.com/office/word/2024/wordml/sdtformatlock" xmlns:w16se="http://schemas.microsoft.com/office/word/2015/wordml/symex" xmlns:wpg="http://schemas.microsoft.com/office/word/2010/wordprocessingGroup" xmlns:wpi="http://schemas.microsoft.com/office/word/2010/wordprocessingInk" xmlns:wne="http://schemas.microsoft.com/office/word/2006/wordml" xmlns:wps="http://schemas.microsoft.com/office/word/2010/wordprocessingShape" mc:Ignorable="w14 w15 w16se w16cid w16 w16cex w16sdtdh w16sdtfl w16du wp14">
   <w:abstractNum w:abstractNumId="0" w15:restartNumberingAfterBreak="0">
     <w:nsid w:val="705360DD"/>
     <w:multiLevelType w:val="hybridMultilevel"/>
@@ -1474,7 +1164,7 @@
 </file>
 
 <file path=word/styles.xml><?xml version="1.0" encoding="utf-8"?>
-<w:styles xmlns:mc="http://schemas.openxmlformats.org/markup-compatibility/2006" xmlns:r="http://schemas.openxmlformats.org/officeDocument/2006/relationships" xmlns:w="http://schemas.openxmlformats.org/wordprocessingml/2006/main" xmlns:w14="http://schemas.microsoft.com/office/word/2010/wordml" xmlns:w15="http://schemas.microsoft.com/office/word/2012/wordml" xmlns:w16cex="http://schemas.microsoft.com/office/word/2018/wordml/cex" xmlns:w16cid="http://schemas.microsoft.com/office/word/2016/wordml/cid" xmlns:w16="http://schemas.microsoft.com/office/word/2018/wordml" xmlns:w16du="http://schemas.microsoft.com/office/word/2023/wordml/word16du" xmlns:w16sdtdh="http://schemas.microsoft.com/office/word/2020/wordml/sdtdatahash" xmlns:w16se="http://schemas.microsoft.com/office/word/2015/wordml/symex" mc:Ignorable="w14 w15 w16se w16cid w16 w16cex w16sdtdh w16du">
+<w:styles xmlns:mc="http://schemas.openxmlformats.org/markup-compatibility/2006" xmlns:r="http://schemas.openxmlformats.org/officeDocument/2006/relationships" xmlns:w="http://schemas.openxmlformats.org/wordprocessingml/2006/main" xmlns:w14="http://schemas.microsoft.com/office/word/2010/wordml" xmlns:w15="http://schemas.microsoft.com/office/word/2012/wordml" xmlns:w16cex="http://schemas.microsoft.com/office/word/2018/wordml/cex" xmlns:w16cid="http://schemas.microsoft.com/office/word/2016/wordml/cid" xmlns:w16="http://schemas.microsoft.com/office/word/2018/wordml" xmlns:w16du="http://schemas.microsoft.com/office/word/2023/wordml/word16du" xmlns:w16sdtdh="http://schemas.microsoft.com/office/word/2020/wordml/sdtdatahash" xmlns:w16sdtfl="http://schemas.microsoft.com/office/word/2024/wordml/sdtformatlock" xmlns:w16se="http://schemas.microsoft.com/office/word/2015/wordml/symex" mc:Ignorable="w14 w15 w16se w16cid w16 w16cex w16sdtdh w16sdtfl w16du">
   <w:docDefaults>
     <w:rPrDefault>
       <w:rPr>
@@ -1873,7 +1563,7 @@
   <w:style w:type="paragraph" w:default="1" w:styleId="Normal">
     <w:name w:val="Normal"/>
     <w:qFormat/>
-    <w:rsid w:val="00534C51"/>
+    <w:rsid w:val="004E5A3D"/>
   </w:style>
   <w:style w:type="paragraph" w:styleId="Heading1">
     <w:name w:val="heading 1"/>

--- a/Project_Resume.docx
+++ b/Project_Resume.docx
@@ -37,58 +37,24 @@
           <w:rFonts w:eastAsia="Calibri"/>
           <w:color w:val="4472C4" w:themeColor="accent1"/>
         </w:rPr>
-        <w:t xml:space="preserve">Student Brands (a </w:t>
-      </w:r>
-      <w:proofErr w:type="spellStart"/>
+        <w:t xml:space="preserve">Student Brands (a Learneo business) </w:t>
+      </w:r>
+    </w:p>
+    <w:p>
+      <w:pPr>
+        <w:spacing w:line="240" w:lineRule="auto"/>
+        <w:rPr>
+          <w:b/>
+          <w:bCs/>
+        </w:rPr>
+      </w:pPr>
       <w:r>
         <w:rPr>
           <w:rFonts w:eastAsia="Calibri"/>
-          <w:color w:val="4472C4" w:themeColor="accent1"/>
-        </w:rPr>
-        <w:t>Learneo</w:t>
-      </w:r>
-      <w:proofErr w:type="spellEnd"/>
-      <w:r>
-        <w:rPr>
-          <w:rFonts w:eastAsia="Calibri"/>
-          <w:color w:val="4472C4" w:themeColor="accent1"/>
-        </w:rPr>
-        <w:t xml:space="preserve"> business) </w:t>
-      </w:r>
-    </w:p>
-    <w:p>
-      <w:pPr>
-        <w:spacing w:line="240" w:lineRule="auto"/>
-        <w:rPr>
-          <w:b/>
-          <w:bCs/>
-        </w:rPr>
-      </w:pPr>
-      <w:r>
-        <w:rPr>
-          <w:rFonts w:eastAsia="Calibri"/>
           <w:b/>
           <w:szCs w:val="24"/>
         </w:rPr>
-        <w:t xml:space="preserve">Bartleby Technologies </w:t>
-      </w:r>
-      <w:proofErr w:type="spellStart"/>
-      <w:r>
-        <w:rPr>
-          <w:rFonts w:eastAsia="Calibri"/>
-          <w:b/>
-          <w:szCs w:val="24"/>
-        </w:rPr>
-        <w:t>Pvt.</w:t>
-      </w:r>
-      <w:proofErr w:type="spellEnd"/>
-      <w:r>
-        <w:rPr>
-          <w:rFonts w:eastAsia="Calibri"/>
-          <w:b/>
-          <w:szCs w:val="24"/>
-        </w:rPr>
-        <w:t xml:space="preserve"> Ltd (Barnes &amp; Noble Education, Inc.)</w:t>
+        <w:t>Bartleby Technologies Pvt. Ltd (Barnes &amp; Noble Education, Inc.)</w:t>
       </w:r>
     </w:p>
     <w:p>
@@ -172,7 +138,6 @@
         </w:rPr>
         <w:t xml:space="preserve"> </w:t>
       </w:r>
-      <w:proofErr w:type="spellStart"/>
       <w:r>
         <w:rPr>
           <w:lang w:val="en-US"/>
@@ -183,14 +148,7 @@
         <w:rPr>
           <w:lang w:val="en-US"/>
         </w:rPr>
-        <w:t>s</w:t>
-      </w:r>
-      <w:proofErr w:type="spellEnd"/>
-      <w:r>
-        <w:rPr>
-          <w:lang w:val="en-US"/>
-        </w:rPr>
-        <w:t>|</w:t>
+        <w:t>s|</w:t>
       </w:r>
       <w:r>
         <w:rPr>
@@ -296,7 +254,6 @@
         </w:rPr>
         <w:t xml:space="preserve">Selenium WebDriver| Python| </w:t>
       </w:r>
-      <w:proofErr w:type="spellStart"/>
       <w:r>
         <w:rPr>
           <w:lang w:val="en-US"/>
@@ -307,28 +264,7 @@
         <w:rPr>
           <w:lang w:val="en-US"/>
         </w:rPr>
-        <w:t>test</w:t>
-      </w:r>
-      <w:proofErr w:type="spellEnd"/>
-      <w:r>
-        <w:rPr>
-          <w:lang w:val="en-US"/>
-        </w:rPr>
-        <w:t xml:space="preserve">| AWS Services (CloudWatch| CloudFront|S3) Google Analytics| Pingdom| Sentry| </w:t>
-      </w:r>
-      <w:proofErr w:type="spellStart"/>
-      <w:r>
-        <w:rPr>
-          <w:lang w:val="en-US"/>
-        </w:rPr>
-        <w:t>Opsgenie</w:t>
-      </w:r>
-      <w:proofErr w:type="spellEnd"/>
-      <w:r>
-        <w:rPr>
-          <w:lang w:val="en-US"/>
-        </w:rPr>
-        <w:t>| Screaming Frog</w:t>
+        <w:t>test| AWS Services (CloudWatch| CloudFront|S3) Google Analytics| Pingdom| Sentry| Opsgenie| Screaming Frog</w:t>
       </w:r>
     </w:p>
     <w:p>
@@ -465,15 +401,33 @@
           <w:bCs/>
           <w:color w:val="4472C4" w:themeColor="accent1"/>
         </w:rPr>
-        <w:t>Automation Project: Write Tool Edit Module</w:t>
-      </w:r>
-    </w:p>
-    <w:p>
-      <w:pPr>
-        <w:rPr>
-          <w:lang w:val="en-US"/>
-        </w:rPr>
-      </w:pPr>
+        <w:t xml:space="preserve">Automation Project: </w:t>
+      </w:r>
+    </w:p>
+    <w:p>
+      <w:pPr>
+        <w:rPr>
+          <w:lang w:val="en-US"/>
+        </w:rPr>
+      </w:pPr>
+      <w:r>
+        <w:rPr>
+          <w:rStyle w:val="Heading2Char"/>
+          <w:b/>
+          <w:bCs/>
+          <w:color w:val="4472C4" w:themeColor="accent1"/>
+        </w:rPr>
+        <w:t>Write Tool Edit Module</w:t>
+      </w:r>
+      <w:r>
+        <w:rPr>
+          <w:rStyle w:val="Heading2Char"/>
+          <w:b/>
+          <w:bCs/>
+          <w:color w:val="4472C4" w:themeColor="accent1"/>
+        </w:rPr>
+        <w:t>:</w:t>
+      </w:r>
       <w:r>
         <w:rPr>
           <w:lang w:val="en-US"/>
@@ -492,16 +446,8 @@
         <w:rPr>
           <w:lang w:val="en-US"/>
         </w:rPr>
-        <w:t xml:space="preserve">To ensure the module's reliability and functionality, an automated testing framework is developed using Python, Selenium WebDriver, and </w:t>
-      </w:r>
-      <w:proofErr w:type="spellStart"/>
-      <w:r>
-        <w:rPr>
-          <w:lang w:val="en-US"/>
-        </w:rPr>
-        <w:t>Pytest</w:t>
-      </w:r>
-      <w:proofErr w:type="spellEnd"/>
+        <w:t>To ensure the module's reliability and functionality, an automated testing framework is developed using Python, Selenium WebDriver, and Pytest</w:t>
+      </w:r>
       <w:r>
         <w:rPr>
           <w:lang w:val="en-US"/>
